--- a/Rosetta/XSLT/Mapping strategies.docx
+++ b/Rosetta/XSLT/Mapping strategies.docx
@@ -4138,8 +4138,8 @@
 </file>
 
 <file path=customXml/item1.xml><?xml version="1.0" encoding="utf-8"?>
-<ct:contentTypeSchema xmlns:ct="http://schemas.microsoft.com/office/2006/metadata/contentType" xmlns:ma="http://schemas.microsoft.com/office/2006/metadata/properties/metaAttributes" ct:_="" ma:_="" ma:contentTypeName="Document" ma:contentTypeID="0x010100ABD535D073EAA745886BAC5981619E2D" ma:contentTypeVersion="12" ma:contentTypeDescription="Create a new document." ma:contentTypeScope="" ma:versionID="793def542ef7f41e0381cbf1e2cb3023">
-  <xsd:schema xmlns:xsd="http://www.w3.org/2001/XMLSchema" xmlns:xs="http://www.w3.org/2001/XMLSchema" xmlns:p="http://schemas.microsoft.com/office/2006/metadata/properties" xmlns:ns2="07e14c0f-dc33-439c-bfb5-02bfe9e06d8e" xmlns:ns3="2e35398a-e932-4333-893f-fb220c27255b" targetNamespace="http://schemas.microsoft.com/office/2006/metadata/properties" ma:root="true" ma:fieldsID="6829ec94788539b1bc88082b751d22fa" ns2:_="" ns3:_="">
+<ct:contentTypeSchema xmlns:ct="http://schemas.microsoft.com/office/2006/metadata/contentType" xmlns:ma="http://schemas.microsoft.com/office/2006/metadata/properties/metaAttributes" ct:_="" ma:_="" ma:contentTypeName="Document" ma:contentTypeID="0x010100ABD535D073EAA745886BAC5981619E2D" ma:contentTypeVersion="14" ma:contentTypeDescription="Create a new document." ma:contentTypeScope="" ma:versionID="171574bb149520399c8892cea78d5d1a">
+  <xsd:schema xmlns:xsd="http://www.w3.org/2001/XMLSchema" xmlns:xs="http://www.w3.org/2001/XMLSchema" xmlns:p="http://schemas.microsoft.com/office/2006/metadata/properties" xmlns:ns2="07e14c0f-dc33-439c-bfb5-02bfe9e06d8e" xmlns:ns3="2e35398a-e932-4333-893f-fb220c27255b" targetNamespace="http://schemas.microsoft.com/office/2006/metadata/properties" ma:root="true" ma:fieldsID="38818c411522d774b22245232162a4fb" ns2:_="" ns3:_="">
     <xsd:import namespace="07e14c0f-dc33-439c-bfb5-02bfe9e06d8e"/>
     <xsd:import namespace="2e35398a-e932-4333-893f-fb220c27255b"/>
     <xsd:element name="properties">
@@ -4159,6 +4159,8 @@
                 <xsd:element ref="ns2:MediaServiceEventHashCode" minOccurs="0"/>
                 <xsd:element ref="ns2:MediaServiceObjectDetectorVersions" minOccurs="0"/>
                 <xsd:element ref="ns2:MediaServiceSearchProperties" minOccurs="0"/>
+                <xsd:element ref="ns2:MediaServiceDateTaken" minOccurs="0"/>
+                <xsd:element ref="ns2:MediaLengthInSeconds" minOccurs="0"/>
               </xsd:all>
             </xsd:complexType>
           </xsd:element>
@@ -4211,6 +4213,16 @@
     <xsd:element name="MediaServiceSearchProperties" ma:index="19" nillable="true" ma:displayName="MediaServiceSearchProperties" ma:hidden="true" ma:internalName="MediaServiceSearchProperties" ma:readOnly="true">
       <xsd:simpleType>
         <xsd:restriction base="dms:Note"/>
+      </xsd:simpleType>
+    </xsd:element>
+    <xsd:element name="MediaServiceDateTaken" ma:index="20" nillable="true" ma:displayName="MediaServiceDateTaken" ma:hidden="true" ma:indexed="true" ma:internalName="MediaServiceDateTaken" ma:readOnly="true">
+      <xsd:simpleType>
+        <xsd:restriction base="dms:Text"/>
+      </xsd:simpleType>
+    </xsd:element>
+    <xsd:element name="MediaLengthInSeconds" ma:index="21" nillable="true" ma:displayName="MediaLengthInSeconds" ma:hidden="true" ma:internalName="MediaLengthInSeconds" ma:readOnly="true">
+      <xsd:simpleType>
+        <xsd:restriction base="dms:Unknown"/>
       </xsd:simpleType>
     </xsd:element>
   </xsd:schema>
@@ -4375,7 +4387,7 @@
 </file>
 
 <file path=customXml/itemProps1.xml><?xml version="1.0" encoding="utf-8"?>
-<ds:datastoreItem xmlns:ds="http://schemas.openxmlformats.org/officeDocument/2006/customXml" ds:itemID="{0FB68C8A-77E6-4543-BED6-7199E865FEEA}"/>
+<ds:datastoreItem xmlns:ds="http://schemas.openxmlformats.org/officeDocument/2006/customXml" ds:itemID="{4DF63C4C-AD9A-40F5-8D5C-F3B2734C62FC}"/>
 </file>
 
 <file path=customXml/itemProps2.xml><?xml version="1.0" encoding="utf-8"?>
